--- a/contracts/templates_pdf/template_non_ecm_it.docx
+++ b/contracts/templates_pdf/template_non_ecm_it.docx
@@ -2634,41 +2634,11 @@
                 <w:szCs w:val="22"/>
                 <w:lang w:val="en-US"/>
               </w:rPr>
-              <w:t xml:space="preserve">{{ </w:t>
+              <w:t>{{ event.start_date|format_date }} – {{ event.end_date|format_date }}</w:t>
             </w:r>
             <w:proofErr w:type="spellStart"/>
-            <w:r>
-              <w:rPr>
-                <w:rFonts w:ascii="Century Gothic" w:hAnsi="Century Gothic" w:cs="Century Gothic"/>
-                <w:b/>
-                <w:sz w:val="22"/>
-                <w:szCs w:val="22"/>
-                <w:lang w:val="en-US"/>
-              </w:rPr>
-              <w:t>event</w:t>
-            </w:r>
             <w:proofErr w:type="gramEnd"/>
-            <w:r>
-              <w:rPr>
-                <w:rFonts w:ascii="Century Gothic" w:hAnsi="Century Gothic" w:cs="Century Gothic"/>
-                <w:b/>
-                <w:sz w:val="22"/>
-                <w:szCs w:val="22"/>
-                <w:lang w:val="en-US"/>
-              </w:rPr>
-              <w:t>.start_date|format_date</w:t>
-            </w:r>
             <w:proofErr w:type="spellEnd"/>
-            <w:r>
-              <w:rPr>
-                <w:rFonts w:ascii="Century Gothic" w:hAnsi="Century Gothic" w:cs="Century Gothic"/>
-                <w:b/>
-                <w:sz w:val="22"/>
-                <w:szCs w:val="22"/>
-                <w:lang w:val="en-US"/>
-              </w:rPr>
-              <w:t xml:space="preserve"> }}</w:t>
-            </w:r>
           </w:p>
         </w:tc>
       </w:tr>
@@ -3786,7 +3756,7 @@
                 <w:sz w:val="22"/>
                 <w:szCs w:val="22"/>
               </w:rPr>
-              <w:t>Dalla data di conferma a 30 giorni prima dell’evento verrà restituito il 50% compenso concordato ; da 29 giorni prima dell’evento in poi, verrà trattenuto l’intero compenso.</w:t>
+              <w:t>La rinuncia (e/o le variazioni e/o le cancellazioni totali e/o parziali della prenotazione) dell'Espositore a partecipare alla Manifestazione, per qualsiasi motivo, dovrà essere comunicata a mezzo di lettera raccomandata A/R o PEC indirizzata all'Organizzatore almeno 30 giorni prima dell'inizio della Manifestazione. In tal caso l'Organizzatore ha diritto di trattenere, a titolo di penale, una somma pari al {{ cancellation_penalty_percent }}% dell'importo totale del presente contratto (corrispondente al deposito cauzionale/caparra). Nel caso in cui la rinuncia pervenga successivamente al 30° giorno antecedente l'inizio della Manifestazione l'Espositore sarà tenuto al pagamento integrale del corrispettivo del presente contratto.</w:t>
             </w:r>
           </w:p>
         </w:tc>

--- a/contracts/templates_pdf/template_non_ecm_it.docx
+++ b/contracts/templates_pdf/template_non_ecm_it.docx
@@ -3752,9 +3752,7 @@
             </w:pPr>
             <w:r>
               <w:rPr>
-                <w:rFonts w:ascii="Century Gothic" w:hAnsi="Century Gothic" w:cs="Century Gothic"/>
-                <w:sz w:val="22"/>
-                <w:szCs w:val="22"/>
+                <w:b w:val="0"/>
               </w:rPr>
               <w:t>La rinuncia (e/o le variazioni e/o le cancellazioni totali e/o parziali della prenotazione) dell'Espositore a partecipare alla Manifestazione, per qualsiasi motivo, dovrà essere comunicata a mezzo di lettera raccomandata A/R o PEC indirizzata all'Organizzatore almeno 30 giorni prima dell'inizio della Manifestazione. In tal caso l'Organizzatore ha diritto di trattenere, a titolo di penale, una somma pari al {{ cancellation_penalty_percent }}% dell'importo totale del presente contratto (corrispondente al deposito cauzionale/caparra). Nel caso in cui la rinuncia pervenga successivamente al 30° giorno antecedente l'inizio della Manifestazione l'Espositore sarà tenuto al pagamento integrale del corrispettivo del presente contratto.</w:t>
             </w:r>

--- a/contracts/templates_pdf/template_non_ecm_it.docx
+++ b/contracts/templates_pdf/template_non_ecm_it.docx
@@ -58,7 +58,7 @@
           <w:sz w:val="22"/>
           <w:szCs w:val="22"/>
         </w:rPr>
-        <w:t>VALET Srl, con sede legale in Bologna, Via dei Fornaciai 29/b, cap 40129, C.F. e/o P.Iva : 02107230373, in persona del rappresentate legale in carica, Sig. Daniele Morini, munito degli occorrenti poter’(di seguito “</w:t>
+        <w:t>{{ organizer_name or "VALET Srl" }}, con sede legale in Bologna, Via dei Fornaciai 29/b, cap 40129, C.F. e/o P.Iva : 02107230373, in persona del rappresentate legale in carica, Sig. Daniele Morini, munito degli occorrenti poter’(di seguito “</w:t>
       </w:r>
       <w:r>
         <w:rPr>
@@ -1896,7 +1896,7 @@
           <w:sz w:val="22"/>
           <w:szCs w:val="22"/>
         </w:rPr>
-        <w:t xml:space="preserve">VALET SRL – Via dei Fornaciai 29/b., 40129 Bologna (BO), pec: </w:t>
+        <w:t xml:space="preserve">{{ organizer_name or "VALET SRL" }} – Via dei Fornaciai 29/b., 40129 Bologna (BO), pec: </w:t>
       </w:r>
       <w:hyperlink r:id="rId2">
         <w:r>
@@ -2289,7 +2289,7 @@
           <w:sz w:val="22"/>
           <w:szCs w:val="22"/>
         </w:rPr>
-        <w:t xml:space="preserve">VALET SRL </w:t>
+        <w:t xml:space="preserve">{{ organizer_name or "VALET SRL" }} </w:t>
       </w:r>
     </w:p>
     <w:p>
@@ -3611,7 +3611,7 @@
                 <w:sz w:val="22"/>
                 <w:szCs w:val="22"/>
               </w:rPr>
-              <w:t xml:space="preserve">Beneficiario : VALET SRL </w:t>
+              <w:t xml:space="preserve">Beneficiario : {{ organizer_name or "VALET SRL" }} </w:t>
             </w:r>
           </w:p>
           <w:p>
@@ -4123,7 +4123,7 @@
           <w:sz w:val="22"/>
           <w:szCs w:val="22"/>
         </w:rPr>
-        <w:t xml:space="preserve">VALET SRL </w:t>
+        <w:t xml:space="preserve">{{ organizer_name or "VALET SRL" }} </w:t>
       </w:r>
       <w:r>
         <w:rPr>
